--- a/15_绿色低碳与循环经济/28_“旧物新生，循环消费”——居民二手家电、二手数码产品交易意愿研究/选题说明.docx
+++ b/15_绿色低碳与循环经济/28_“旧物新生，循环消费”——居民二手家电、二手数码产品交易意愿研究/选题说明.docx
@@ -4,7 +4,7 @@
   <w:body>
     <w:p>
       <w:pPr>
-        <w:spacing w:after="200"/>
+        <w:spacing w:after="120"/>
         <w:jc w:val="center"/>
       </w:pPr>
       <w:r>
@@ -14,12 +14,12 @@
           <w:color w:val="6663B2"/>
           <w:sz w:val="30"/>
         </w:rPr>
-        <w:t>28. “旧物新生，循环消费”——居民二手家电、二手数码产品交易意愿研究</w:t>
+        <w:t>028. “旧物新生，循环消费”——居民二手家电、二手数码产品交易意愿研究</w:t>
       </w:r>
     </w:p>
     <w:p>
       <w:pPr>
-        <w:spacing w:after="240"/>
+        <w:spacing w:after="200"/>
         <w:jc w:val="center"/>
       </w:pPr>
       <w:r>
@@ -27,9 +27,9 @@
           <w:rFonts w:ascii="宋体" w:hAnsi="宋体" w:eastAsia="宋体"/>
           <w:b w:val="0"/>
           <w:color w:val="837292"/>
-          <w:sz w:val="20"/>
+          <w:sz w:val="18"/>
         </w:rPr>
-        <w:t>正大杯选题档案 · 仅供参赛团队研究使用</w:t>
+        <w:t>正大杯选题档案 · topic-selection 规范版（呆塔大师兄（微信：a237658765））</w:t>
       </w:r>
     </w:p>
     <w:p>
@@ -42,12 +42,69 @@
           <w:b/>
           <w:sz w:val="26"/>
         </w:rPr>
-        <w:t>一、选题基本信息</w:t>
+        <w:t>一、选题定位</w:t>
       </w:r>
     </w:p>
     <w:p>
       <w:pPr>
-        <w:spacing w:after="80"/>
+        <w:spacing w:after="60"/>
+        <w:ind w:left="360"/>
+      </w:pPr>
+      <w:r>
+        <w:rPr>
+          <w:rFonts w:ascii="宋体" w:hAnsi="宋体" w:eastAsia="宋体"/>
+          <w:b w:val="0"/>
+          <w:sz w:val="22"/>
+        </w:rPr>
+        <w:t>项目类型：市场调查</w:t>
+      </w:r>
+    </w:p>
+    <w:p>
+      <w:pPr>
+        <w:spacing w:after="60"/>
+        <w:ind w:left="360"/>
+      </w:pPr>
+      <w:r>
+        <w:rPr>
+          <w:rFonts w:ascii="宋体" w:hAnsi="宋体" w:eastAsia="宋体"/>
+          <w:b w:val="0"/>
+          <w:sz w:val="22"/>
+        </w:rPr>
+        <w:t>研究阶段：mid（中期：消费意愿及影响因素）</w:t>
+      </w:r>
+    </w:p>
+    <w:p>
+      <w:pPr>
+        <w:spacing w:after="60"/>
+        <w:ind w:left="360"/>
+      </w:pPr>
+      <w:r>
+        <w:rPr>
+          <w:rFonts w:ascii="宋体" w:hAnsi="宋体" w:eastAsia="宋体"/>
+          <w:b w:val="0"/>
+          <w:sz w:val="22"/>
+        </w:rPr>
+        <w:t>建议地区：全国（可落地为任一代表性城市/县域，按当地资源细化抽样）</w:t>
+      </w:r>
+    </w:p>
+    <w:p>
+      <w:pPr>
+        <w:spacing w:after="60"/>
+        <w:ind w:left="360"/>
+      </w:pPr>
+      <w:r>
+        <w:rPr>
+          <w:rFonts w:ascii="宋体" w:hAnsi="宋体" w:eastAsia="宋体"/>
+          <w:b w:val="0"/>
+          <w:sz w:val="22"/>
+        </w:rPr>
+        <w:t>确定行业：15_绿色低碳与循环经济（选择理由：贴合 2025–2026 最新政策/市场/社会趋势，参考来源见下；该方向研究对象与样本渠道明确，可转为问卷/访谈设计，且近三年获奖名单无直接重复题。）</w:t>
+      </w:r>
+    </w:p>
+    <w:p>
+      <w:pPr>
+        <w:spacing w:after="60"/>
+        <w:ind w:left="360"/>
       </w:pPr>
       <w:r>
         <w:rPr>
@@ -60,7 +117,8 @@
     </w:p>
     <w:p>
       <w:pPr>
-        <w:spacing w:after="80"/>
+        <w:spacing w:after="60"/>
+        <w:ind w:left="360"/>
       </w:pPr>
       <w:r>
         <w:rPr>
@@ -68,33 +126,7 @@
           <w:b w:val="0"/>
           <w:sz w:val="22"/>
         </w:rPr>
-        <w:t>核心变量/研究问题：价格优势、质量担忧、隐私安全、平台信任、环保意识、交易意愿。</w:t>
-      </w:r>
-    </w:p>
-    <w:p>
-      <w:pPr>
-        <w:spacing w:after="80"/>
-      </w:pPr>
-      <w:r>
-        <w:rPr>
-          <w:rFonts w:ascii="宋体" w:hAnsi="宋体" w:eastAsia="宋体"/>
-          <w:b w:val="0"/>
-          <w:sz w:val="22"/>
-        </w:rPr>
-        <w:t>研究阶段：中期意愿研究。</w:t>
-      </w:r>
-    </w:p>
-    <w:p>
-      <w:pPr>
-        <w:spacing w:after="80"/>
-      </w:pPr>
-      <w:r>
-        <w:rPr>
-          <w:rFonts w:ascii="宋体" w:hAnsi="宋体" w:eastAsia="宋体"/>
-          <w:b w:val="0"/>
-          <w:sz w:val="22"/>
-        </w:rPr>
-        <w:t>所属选题库：正大杯30个最新热点选题（topic-selection）</w:t>
+        <w:t>核心问题/变量：价格优势、质量担忧、隐私安全、平台信任、环保意识、交易意愿。</w:t>
       </w:r>
     </w:p>
     <w:p>
@@ -107,12 +139,13 @@
           <w:b/>
           <w:sz w:val="26"/>
         </w:rPr>
-        <w:t>二、可行性说明</w:t>
+        <w:t>二、生成假设（待验证）</w:t>
       </w:r>
     </w:p>
     <w:p>
       <w:pPr>
         <w:spacing w:after="80"/>
+        <w:ind w:left="360"/>
       </w:pPr>
       <w:r>
         <w:rPr>
@@ -120,7 +153,7 @@
           <w:b w:val="0"/>
           <w:sz w:val="22"/>
         </w:rPr>
-        <w:t>比较二手手机、二手家电和二手家具三个品类。</w:t>
+        <w:t>H1：价格优势、质量担忧显著影响交易意愿。（待验证）；H2：不同人群（年龄/收入/城市等级）在上述关系中存在调节作用（待验证）。</w:t>
       </w:r>
     </w:p>
     <w:p>
@@ -133,12 +166,67 @@
           <w:b/>
           <w:sz w:val="26"/>
         </w:rPr>
-        <w:t>三、参考来源</w:t>
+        <w:t>三、选题依据（信息时间范围：2025–2026）</w:t>
       </w:r>
     </w:p>
     <w:p>
       <w:pPr>
         <w:spacing w:after="80"/>
+        <w:ind w:left="360"/>
+      </w:pPr>
+      <w:r>
+        <w:rPr>
+          <w:rFonts w:ascii="宋体" w:hAnsi="宋体" w:eastAsia="宋体"/>
+          <w:b w:val="0"/>
+          <w:sz w:val="22"/>
+        </w:rPr>
+        <w:t>S4，新质生产力和绿色消费政策目录；正式参赛前补充商务部门以旧换新政策原文。</w:t>
+      </w:r>
+    </w:p>
+    <w:p>
+      <w:pPr>
+        <w:spacing w:after="80"/>
+      </w:pPr>
+      <w:r>
+        <w:rPr>
+          <w:rFonts w:ascii="宋体" w:hAnsi="宋体" w:eastAsia="宋体"/>
+          <w:b/>
+          <w:sz w:val="26"/>
+        </w:rPr>
+        <w:t>四、可行性提示</w:t>
+      </w:r>
+    </w:p>
+    <w:p>
+      <w:pPr>
+        <w:spacing w:after="80"/>
+        <w:ind w:left="360"/>
+      </w:pPr>
+      <w:r>
+        <w:rPr>
+          <w:rFonts w:ascii="宋体" w:hAnsi="宋体" w:eastAsia="宋体"/>
+          <w:b w:val="0"/>
+          <w:sz w:val="22"/>
+        </w:rPr>
+        <w:t>比较二手手机、二手家电和二手家具三个品类。 可进一步明确抽样框、样本量与问卷/访谈工具，形成完整调研方案。</w:t>
+      </w:r>
+    </w:p>
+    <w:p>
+      <w:pPr>
+        <w:spacing w:after="80"/>
+      </w:pPr>
+      <w:r>
+        <w:rPr>
+          <w:rFonts w:ascii="宋体" w:hAnsi="宋体" w:eastAsia="宋体"/>
+          <w:b/>
+          <w:sz w:val="26"/>
+        </w:rPr>
+        <w:t>五、参考来源</w:t>
+      </w:r>
+    </w:p>
+    <w:p>
+      <w:pPr>
+        <w:spacing w:after="80"/>
+        <w:ind w:left="360"/>
       </w:pPr>
       <w:r>
         <w:rPr>
@@ -160,20 +248,7 @@
           <w:color w:val="837292"/>
           <w:sz w:val="18"/>
         </w:rPr>
-        <w:t>※ 提示：行业报告与政策来源需在参赛前下载原文核对；本地市场结论须以问卷、访谈数据为准。</w:t>
-      </w:r>
-    </w:p>
-    <w:p>
-      <w:pPr>
-        <w:spacing w:after="80"/>
-      </w:pPr>
-      <w:r>
-        <w:rPr>
-          <w:rFonts w:ascii="宋体" w:hAnsi="宋体" w:eastAsia="宋体"/>
-          <w:b/>
-          <w:sz w:val="26"/>
-        </w:rPr>
-        <w:t>四、选题依据（研究背景）</w:t>
+        <w:t>※ 检索状态说明：本档案基于 2025–2026 公开政策、行业报告与媒体线索整理（降级模式，部分来源未逐条联网复核）；✅=官方/权威媒体可直接引用，🔶=行业报告/媒体线索，参赛前须下载原文核对。近三年获奖黑名单已逐题避重核验。</w:t>
       </w:r>
     </w:p>
     <w:sectPr>
